--- a/juridico/app/Termos do Passageiro.docx
+++ b/juridico/app/Termos do Passageiro.docx
@@ -3499,7 +3499,7 @@
         <w:sz w:val="15"/>
         <w:szCs w:val="15"/>
       </w:rPr>
-      <w:t xml:space="preserve">TimorgianaRide  ·  Timorgiana, Lda</w:t>
+      <w:t xml:space="preserve">TimorgianaRide  ·  Timorgiara Neto, Unipessoal Lda</w:t>
     </w:r>
   </w:p>
 </w:hdr>

--- a/juridico/app/Termos do Passageiro.docx
+++ b/juridico/app/Termos do Passageiro.docx
@@ -3499,7 +3499,7 @@
         <w:sz w:val="15"/>
         <w:szCs w:val="15"/>
       </w:rPr>
-      <w:t xml:space="preserve">TimorgianaRide  ·  Timorgiara Neto, Unipessoal Lda</w:t>
+      <w:t xml:space="preserve">TimorgianaRide  ·  Timorgiara Neto, Unipessoal, Lda</w:t>
     </w:r>
   </w:p>
 </w:hdr>

--- a/juridico/app/Termos do Passageiro.docx
+++ b/juridico/app/Termos do Passageiro.docx
@@ -816,23 +816,23 @@
                 <w:sz w:val="19"/>
                 <w:szCs w:val="19"/>
               </w:rPr>
-              <w:t xml:space="preserve">O que a TimorgianaRide é</w:t>
-            </w:r>
-          </w:p>
-          <w:p>
-            <w:pPr>
-              <w:spacing w:after="40" w:line="264"/>
-            </w:pPr>
-            <w:r>
-              <w:rPr>
-                <w:rFonts w:ascii="Calibri" w:cs="Calibri" w:eastAsia="Calibri" w:hAnsi="Calibri"/>
-                <w:b w:val="false"/>
-                <w:bCs w:val="false"/>
-                <w:color w:val="14201D"/>
-                <w:sz w:val="19"/>
-                <w:szCs w:val="19"/>
-              </w:rPr>
-              <w:t xml:space="preserve">A TimorgianaRide é uma plataforma tecnológica de intermediação que põe em contacto quem precisa de transporte com motoristas independentes. Neste serviço, a TimorgianaRide atua exclusivamente como intermediária e não presta ela própria o transporte nem serviços de condução: os motoristas operam por conta e risco próprios. A viagem constitui um acordo direto e exclusivo entre si e o motorista. A aplicação limita-se a disponibilizar a ligação, calcular a tarifa estimada e facultar meios de comunicação entre as partes.</w:t>
+              <w:t xml:space="preserve">O que a HAKAT é</w:t>
+            </w:r>
+          </w:p>
+          <w:p>
+            <w:pPr>
+              <w:spacing w:after="40" w:line="264"/>
+            </w:pPr>
+            <w:r>
+              <w:rPr>
+                <w:rFonts w:ascii="Calibri" w:cs="Calibri" w:eastAsia="Calibri" w:hAnsi="Calibri"/>
+                <w:b w:val="false"/>
+                <w:bCs w:val="false"/>
+                <w:color w:val="14201D"/>
+                <w:sz w:val="19"/>
+                <w:szCs w:val="19"/>
+              </w:rPr>
+              <w:t xml:space="preserve">A HAKAT é uma plataforma tecnológica de intermediação que põe em contacto quem precisa de transporte com motoristas independentes. Neste serviço, a HAKAT atua exclusivamente como intermediária e não presta ela própria o transporte nem serviços de condução: os motoristas operam por conta e risco próprios. A viagem constitui um acordo direto e exclusivo entre si e o motorista. A aplicação limita-se a disponibilizar a ligação, calcular a tarifa estimada e facultar meios de comunicação entre as partes.</w:t>
             </w:r>
           </w:p>
         </w:tc>
@@ -859,23 +859,23 @@
                 <w:sz w:val="19"/>
                 <w:szCs w:val="19"/>
               </w:rPr>
-              <w:t xml:space="preserve">Saida mak TimorgianaRide</w:t>
-            </w:r>
-          </w:p>
-          <w:p>
-            <w:pPr>
-              <w:spacing w:after="40" w:line="264"/>
-            </w:pPr>
-            <w:r>
-              <w:rPr>
-                <w:rFonts w:ascii="Calibri" w:cs="Calibri" w:eastAsia="Calibri" w:hAnsi="Calibri"/>
-                <w:b w:val="false"/>
-                <w:bCs w:val="false"/>
-                <w:color w:val="14201D"/>
-                <w:sz w:val="19"/>
-                <w:szCs w:val="19"/>
-              </w:rPr>
-              <w:t xml:space="preserve">TimorgianaRide hanesan plataforma teknolojia intermediasaun nian ne’ebé liga ema ne’ebé presiza transporte ho motorista independente sira. Iha servisu ida-ne’e, TimorgianaRide hala’o de’it knaar hanesan intermediáriu no la presta rasik servisu transporte ka servisu kaer kareta ka motorizada: motorista sira hala’o operasaun ho sira-nia an rasik no risku rasik.</w:t>
+              <w:t xml:space="preserve">Saida mak HAKAT</w:t>
+            </w:r>
+          </w:p>
+          <w:p>
+            <w:pPr>
+              <w:spacing w:after="40" w:line="264"/>
+            </w:pPr>
+            <w:r>
+              <w:rPr>
+                <w:rFonts w:ascii="Calibri" w:cs="Calibri" w:eastAsia="Calibri" w:hAnsi="Calibri"/>
+                <w:b w:val="false"/>
+                <w:bCs w:val="false"/>
+                <w:color w:val="14201D"/>
+                <w:sz w:val="19"/>
+                <w:szCs w:val="19"/>
+              </w:rPr>
+              <w:t xml:space="preserve">HAKAT hanesan plataforma teknolojia intermediasaun nian ne’ebé liga ema ne’ebé presiza transporte ho motorista independente sira. Iha servisu ida-ne’e, HAKAT hala’o de’it knaar hanesan intermediáriu no la presta rasik servisu transporte ka servisu kaer kareta ka motorizada: motorista sira hala’o operasaun ho sira-nia an rasik no risku rasik.</w:t>
             </w:r>
           </w:p>
           <w:p>
@@ -918,23 +918,23 @@
                 <w:sz w:val="19"/>
                 <w:szCs w:val="19"/>
               </w:rPr>
-              <w:t xml:space="preserve">What TimorgianaRide is</w:t>
-            </w:r>
-          </w:p>
-          <w:p>
-            <w:pPr>
-              <w:spacing w:after="40" w:line="264"/>
-            </w:pPr>
-            <w:r>
-              <w:rPr>
-                <w:rFonts w:ascii="Calibri" w:cs="Calibri" w:eastAsia="Calibri" w:hAnsi="Calibri"/>
-                <w:b w:val="false"/>
-                <w:bCs w:val="false"/>
-                <w:color w:val="14201D"/>
-                <w:sz w:val="19"/>
-                <w:szCs w:val="19"/>
-              </w:rPr>
-              <w:t xml:space="preserve">TimorgianaRide is an intermediation technology platform that connects people who need transport with independent drivers. In this service, TimorgianaRide acts solely as an intermediary and does not itself provide the transport or any driving service: drivers operate on their own account and at their own risk. The ride is a direct and exclusive agreement between you and the driver. The application is limited to providing the connection, calculating the estimated fare and providing means of communication between the parties.</w:t>
+              <w:t xml:space="preserve">What HAKAT is</w:t>
+            </w:r>
+          </w:p>
+          <w:p>
+            <w:pPr>
+              <w:spacing w:after="40" w:line="264"/>
+            </w:pPr>
+            <w:r>
+              <w:rPr>
+                <w:rFonts w:ascii="Calibri" w:cs="Calibri" w:eastAsia="Calibri" w:hAnsi="Calibri"/>
+                <w:b w:val="false"/>
+                <w:bCs w:val="false"/>
+                <w:color w:val="14201D"/>
+                <w:sz w:val="19"/>
+                <w:szCs w:val="19"/>
+              </w:rPr>
+              <w:t xml:space="preserve">HAKAT is an intermediation technology platform that connects people who need transport with independent drivers. In this service, HAKAT acts solely as an intermediary and does not itself provide the transport or any driving service: drivers operate on their own account and at their own risk. The ride is a direct and exclusive agreement between you and the driver. The application is limited to providing the connection, calculating the estimated fare and providing means of communication between the parties.</w:t>
             </w:r>
           </w:p>
         </w:tc>
@@ -982,7 +982,7 @@
                 <w:sz w:val="19"/>
                 <w:szCs w:val="19"/>
               </w:rPr>
-              <w:t xml:space="preserve">O pagamento é efetuado diretamente ao motorista, em dinheiro, no final da viagem. O valor a pagar é o que a aplicação mostrou no momento do pedido, não sofrendo alterações no final. A TimorgianaRide não cobra comissão nem qualquer taxa ao passageiro. Se no futuro passarmos a cobrar alguma taxa ao passageiro, será previamente avisado – nunca no decorrer de uma viagem e nunca sem aviso prévio.</w:t>
+              <w:t xml:space="preserve">O pagamento é efetuado diretamente ao motorista, em dinheiro, no final da viagem. O valor a pagar é o que a aplicação mostrou no momento do pedido, não sofrendo alterações no final. A HAKAT não cobra comissão nem qualquer taxa ao passageiro. Se no futuro passarmos a cobrar alguma taxa ao passageiro, será previamente avisado – nunca no decorrer de uma viagem e nunca sem aviso prévio.</w:t>
             </w:r>
           </w:p>
         </w:tc>
@@ -1025,7 +1025,7 @@
                 <w:sz w:val="19"/>
                 <w:szCs w:val="19"/>
               </w:rPr>
-              <w:t xml:space="preserve">Pagamentu halo direta ba motorista, ho osan, bainhira viajen remata. Valor atu selu mak valor ne’ebé aplikasaun hatudu bainhira halo pedidu, no la muda iha rohan. TimorgianaRide la kobra komisaun ka taxa ruma ba pasajeiru. Se iha futuru ami hahú kobra taxa ruma ba pasajeiru, ami sei fó aviza uluk – nunka durante viajen no nunka sein aviza uluk.</w:t>
+              <w:t xml:space="preserve">Pagamentu halo direta ba motorista, ho osan, bainhira viajen remata. Valor atu selu mak valor ne’ebé aplikasaun hatudu bainhira halo pedidu, no la muda iha rohan. HAKAT la kobra komisaun ka taxa ruma ba pasajeiru. Se iha futuru ami hahú kobra taxa ruma ba pasajeiru, ami sei fó aviza uluk – nunka durante viajen no nunka sein aviza uluk.</w:t>
             </w:r>
           </w:p>
         </w:tc>
@@ -1068,7 +1068,7 @@
                 <w:sz w:val="19"/>
                 <w:szCs w:val="19"/>
               </w:rPr>
-              <w:t xml:space="preserve">Payment is made directly to the driver, in cash, at the end of the ride. The amount payable is the one the application showed when the request was made, and does not change at the end. TimorgianaRide charges the passenger no commission and no fee of any kind. If we ever begin charging the passenger a fee, you will be notified in advance — never during a ride and never without prior notice.</w:t>
+              <w:t xml:space="preserve">Payment is made directly to the driver, in cash, at the end of the ride. The amount payable is the one the application showed when the request was made, and does not change at the end. HAKAT charges the passenger no commission and no fee of any kind. If we ever begin charging the passenger a fee, you will be notified in advance — never during a ride and never without prior notice.</w:t>
             </w:r>
           </w:p>
         </w:tc>
@@ -1116,7 +1116,7 @@
                 <w:sz w:val="19"/>
                 <w:szCs w:val="19"/>
               </w:rPr>
-              <w:t xml:space="preserve">Alguns recintos cobram a entrada do veículo, como o estacionamento do Timor Plaza e o recinto do Aeroporto Nicolau Lobato. Quando a recolha ou o destino ficam num desses recintos, a aplicação avisa antes de pedir. Essa taxa não faz parte do preço da viagem: é paga pelo passageiro, diretamente na cancela, e não à TimorgianaRide nem ao motorista.</w:t>
+              <w:t xml:space="preserve">Alguns recintos cobram a entrada do veículo, como o estacionamento do Timor Plaza e o recinto do Aeroporto Nicolau Lobato. Quando a recolha ou o destino ficam num desses recintos, a aplicação avisa antes de pedir. Essa taxa não faz parte do preço da viagem: é paga pelo passageiro, diretamente na cancela, e não à HAKAT nem ao motorista.</w:t>
             </w:r>
           </w:p>
         </w:tc>
@@ -1159,7 +1159,7 @@
                 <w:sz w:val="19"/>
                 <w:szCs w:val="19"/>
               </w:rPr>
-              <w:t xml:space="preserve">Rekintu balu kobra veíkulu atu tama, hanesan estasionamentu Timor Plaza no rekintu Aeroportu Nicolau Lobato. Bainhira fatin foti ka destinu iha rekintu ida hanesan ne’e, aplikasaun fó aviza antes halo pedidu. Taxa ne’e la’ós parte husi folin viajen: pasajeiru mak selu, direta iha portaun, la’ós ba TimorgianaRide ka ba motorista.</w:t>
+              <w:t xml:space="preserve">Rekintu balu kobra veíkulu atu tama, hanesan estasionamentu Timor Plaza no rekintu Aeroportu Nicolau Lobato. Bainhira fatin foti ka destinu iha rekintu ida hanesan ne’e, aplikasaun fó aviza antes halo pedidu. Taxa ne’e la’ós parte husi folin viajen: pasajeiru mak selu, direta iha portaun, la’ós ba HAKAT ka ba motorista.</w:t>
             </w:r>
           </w:p>
         </w:tc>
@@ -1202,7 +1202,7 @@
                 <w:sz w:val="19"/>
                 <w:szCs w:val="19"/>
               </w:rPr>
-              <w:t xml:space="preserve">Some venues charge for vehicles to enter, such as the Timor Plaza car park and the Nicolau Lobato Airport grounds. When the pick-up or the destination is inside one of these venues, the application warns you before you request. That fee is not part of the fare: it is paid by the passenger, directly at the barrier, and not to TimorgianaRide or to the driver.</w:t>
+              <w:t xml:space="preserve">Some venues charge for vehicles to enter, such as the Timor Plaza car park and the Nicolau Lobato Airport grounds. When the pick-up or the destination is inside one of these venues, the application warns you before you request. That fee is not part of the fare: it is paid by the passenger, directly at the barrier, and not to HAKAT or to the driver.</w:t>
             </w:r>
           </w:p>
         </w:tc>
@@ -1958,7 +1958,7 @@
                 <w:sz w:val="19"/>
                 <w:szCs w:val="19"/>
               </w:rPr>
-              <w:t xml:space="preserve">Também neste serviço a TimorgianaRide atua exclusivamente como intermediária: o transporte é um acordo direto entre quem pede e o motorista, e a TimorgianaRide não responde por perda, furto ou danos nos bens, nem por atrasos. As fotografias da carga servem de registo do estado dos bens à partida.</w:t>
+              <w:t xml:space="preserve">Também neste serviço a HAKAT atua exclusivamente como intermediária: o transporte é um acordo direto entre quem pede e o motorista, e a HAKAT não responde por perda, furto ou danos nos bens, nem por atrasos. As fotografias da carga servem de registo do estado dos bens à partida.</w:t>
             </w:r>
           </w:p>
           <w:p>
@@ -2064,7 +2064,7 @@
                 <w:sz w:val="19"/>
                 <w:szCs w:val="19"/>
               </w:rPr>
-              <w:t xml:space="preserve">Iha servisu ne’e mós TimorgianaRide hala’o de’it knaar intermediária: transporte ne’e akordu direta entre ema ne’ebé husu no motorista, no TimorgianaRide la hatán ba lakon, na’ok ka estragu ba sasán, ka ba atrazu. Fotografia karga nian sai rejistu ba kondisaun sasán sira bainhira sai.</w:t>
+              <w:t xml:space="preserve">Iha servisu ne’e mós HAKAT hala’o de’it knaar intermediária: transporte ne’e akordu direta entre ema ne’ebé husu no motorista, no HAKAT la hatán ba lakon, na’ok ka estragu ba sasán, ka ba atrazu. Fotografia karga nian sai rejistu ba kondisaun sasán sira bainhira sai.</w:t>
             </w:r>
           </w:p>
           <w:p>
@@ -2170,7 +2170,7 @@
                 <w:sz w:val="19"/>
                 <w:szCs w:val="19"/>
               </w:rPr>
-              <w:t xml:space="preserve">In this service too, TimorgianaRide acts solely as an intermediary: the transport is a direct agreement between the requester and the driver, and TimorgianaRide is not liable for loss, theft or damage to the goods, or for delays. Photographs of the load serve as a record of the condition of the goods at departure.</w:t>
+              <w:t xml:space="preserve">In this service too, HAKAT acts solely as an intermediary: the transport is a direct agreement between the requester and the driver, and HAKAT is not liable for loss, theft or damage to the goods, or for delays. Photographs of the load serve as a record of the condition of the goods at departure.</w:t>
             </w:r>
           </w:p>
           <w:p>
@@ -2755,28 +2755,28 @@
                 <w:sz w:val="19"/>
                 <w:szCs w:val="19"/>
               </w:rPr>
-              <w:t xml:space="preserve">No âmbito da utilização desta aplicação, a TimorgianaRide atua exclusivamente como plataforma tecnológica de intermediação. O transporte é executado pelo motorista, com veículo próprio e sob a sua exclusiva responsabilidade, não assumindo a TimorgianaRide, nesta relação, a qualidade de transportador nem de seguradora.</w:t>
-            </w:r>
-          </w:p>
-          <w:p>
-            <w:pPr>
-              <w:spacing w:after="40" w:line="264"/>
-            </w:pPr>
-          </w:p>
-          <w:p>
-            <w:pPr>
-              <w:spacing w:after="40" w:line="264"/>
-            </w:pPr>
-            <w:r>
-              <w:rPr>
-                <w:rFonts w:ascii="Calibri" w:cs="Calibri" w:eastAsia="Calibri" w:hAnsi="Calibri"/>
-                <w:b w:val="false"/>
-                <w:bCs w:val="false"/>
-                <w:color w:val="14201D"/>
-                <w:sz w:val="19"/>
-                <w:szCs w:val="19"/>
-              </w:rPr>
-              <w:t xml:space="preserve">A prestação do serviço de transporte constitui um acordo direto e exclusivo entre o passageiro e o motorista. A TimorgianaRide não responde civil, contraordenacional ou penalmente por:</w:t>
+              <w:t xml:space="preserve">No âmbito da utilização desta aplicação, a HAKAT atua exclusivamente como plataforma tecnológica de intermediação. O transporte é executado pelo motorista, com veículo próprio e sob a sua exclusiva responsabilidade, não assumindo a HAKAT, nesta relação, a qualidade de transportador nem de seguradora.</w:t>
+            </w:r>
+          </w:p>
+          <w:p>
+            <w:pPr>
+              <w:spacing w:after="40" w:line="264"/>
+            </w:pPr>
+          </w:p>
+          <w:p>
+            <w:pPr>
+              <w:spacing w:after="40" w:line="264"/>
+            </w:pPr>
+            <w:r>
+              <w:rPr>
+                <w:rFonts w:ascii="Calibri" w:cs="Calibri" w:eastAsia="Calibri" w:hAnsi="Calibri"/>
+                <w:b w:val="false"/>
+                <w:bCs w:val="false"/>
+                <w:color w:val="14201D"/>
+                <w:sz w:val="19"/>
+                <w:szCs w:val="19"/>
+              </w:rPr>
+              <w:t xml:space="preserve">A prestação do serviço de transporte constitui um acordo direto e exclusivo entre o passageiro e o motorista. A HAKAT não responde civil, contraordenacional ou penalmente por:</w:t>
             </w:r>
           </w:p>
           <w:p>
@@ -2924,23 +2924,23 @@
                 <w:sz w:val="19"/>
                 <w:szCs w:val="19"/>
               </w:rPr>
-              <w:t xml:space="preserve">Iha uzu aplikasaun ida-ne’e nia laran, TimorgianaRide hala’o de’it knaar hanesan plataforma teknolojia intermediasaun nian. Transporte rasik motorista mak hala’o, ho nia veíkulu rasik no iha nia responsabilidade eskluziva; iha relasaun ida-ne’e TimorgianaRide la assume kualidade hanesan transportadór ka seguradora.</w:t>
-            </w:r>
-          </w:p>
-          <w:p>
-            <w:pPr>
-              <w:spacing w:after="40" w:line="264"/>
-            </w:pPr>
-            <w:r>
-              <w:rPr>
-                <w:rFonts w:ascii="Calibri" w:cs="Calibri" w:eastAsia="Calibri" w:hAnsi="Calibri"/>
-                <w:b w:val="false"/>
-                <w:bCs w:val="false"/>
-                <w:color w:val="14201D"/>
-                <w:sz w:val="19"/>
-                <w:szCs w:val="19"/>
-              </w:rPr>
-              <w:t xml:space="preserve">Prestasaun servisu transporte nian hanesan akordu direta no eskluzivu entre pasajeiru no motorista. TimorgianaRide la hatán ba kualker parte sivíl, kontraordenasional ka penál ba:</w:t>
+              <w:t xml:space="preserve">Iha uzu aplikasaun ida-ne’e nia laran, HAKAT hala’o de’it knaar hanesan plataforma teknolojia intermediasaun nian. Transporte rasik motorista mak hala’o, ho nia veíkulu rasik no iha nia responsabilidade eskluziva; iha relasaun ida-ne’e HAKAT la assume kualidade hanesan transportadór ka seguradora.</w:t>
+            </w:r>
+          </w:p>
+          <w:p>
+            <w:pPr>
+              <w:spacing w:after="40" w:line="264"/>
+            </w:pPr>
+            <w:r>
+              <w:rPr>
+                <w:rFonts w:ascii="Calibri" w:cs="Calibri" w:eastAsia="Calibri" w:hAnsi="Calibri"/>
+                <w:b w:val="false"/>
+                <w:bCs w:val="false"/>
+                <w:color w:val="14201D"/>
+                <w:sz w:val="19"/>
+                <w:szCs w:val="19"/>
+              </w:rPr>
+              <w:t xml:space="preserve">Prestasaun servisu transporte nian hanesan akordu direta no eskluzivu entre pasajeiru no motorista. HAKAT la hatán ba kualker parte sivíl, kontraordenasional ka penál ba:</w:t>
             </w:r>
           </w:p>
           <w:p>
@@ -3063,28 +3063,28 @@
                 <w:sz w:val="19"/>
                 <w:szCs w:val="19"/>
               </w:rPr>
-              <w:t xml:space="preserve">In the context of the use of this application, TimorgianaRide acts solely as an intermediation technology platform. The transport is carried out by the driver, with their own vehicle and under their own exclusive responsibility; in this relationship TimorgianaRide acts neither as a carrier nor as an insurer.</w:t>
-            </w:r>
-          </w:p>
-          <w:p>
-            <w:pPr>
-              <w:spacing w:after="40" w:line="264"/>
-            </w:pPr>
-          </w:p>
-          <w:p>
-            <w:pPr>
-              <w:spacing w:after="40" w:line="264"/>
-            </w:pPr>
-            <w:r>
-              <w:rPr>
-                <w:rFonts w:ascii="Calibri" w:cs="Calibri" w:eastAsia="Calibri" w:hAnsi="Calibri"/>
-                <w:b w:val="false"/>
-                <w:bCs w:val="false"/>
-                <w:color w:val="14201D"/>
-                <w:sz w:val="19"/>
-                <w:szCs w:val="19"/>
-              </w:rPr>
-              <w:t xml:space="preserve">The provision of the transport service constitutes a direct and exclusive agreement between the passenger and the driver. TimorgianaRide bears no civil, administrative or criminal liability for:</w:t>
+              <w:t xml:space="preserve">In the context of the use of this application, HAKAT acts solely as an intermediation technology platform. The transport is carried out by the driver, with their own vehicle and under their own exclusive responsibility; in this relationship HAKAT acts neither as a carrier nor as an insurer.</w:t>
+            </w:r>
+          </w:p>
+          <w:p>
+            <w:pPr>
+              <w:spacing w:after="40" w:line="264"/>
+            </w:pPr>
+          </w:p>
+          <w:p>
+            <w:pPr>
+              <w:spacing w:after="40" w:line="264"/>
+            </w:pPr>
+            <w:r>
+              <w:rPr>
+                <w:rFonts w:ascii="Calibri" w:cs="Calibri" w:eastAsia="Calibri" w:hAnsi="Calibri"/>
+                <w:b w:val="false"/>
+                <w:bCs w:val="false"/>
+                <w:color w:val="14201D"/>
+                <w:sz w:val="19"/>
+                <w:szCs w:val="19"/>
+              </w:rPr>
+              <w:t xml:space="preserve">The provision of the transport service constitutes a direct and exclusive agreement between the passenger and the driver. HAKAT bears no civil, administrative or criminal liability for:</w:t>
             </w:r>
           </w:p>
           <w:p>
@@ -3499,7 +3499,7 @@
         <w:sz w:val="15"/>
         <w:szCs w:val="15"/>
       </w:rPr>
-      <w:t xml:space="preserve">TimorgianaRide  ·  Timorgiara Neto, Unipessoal, Lda</w:t>
+      <w:t xml:space="preserve">HAKAT  ·  Timorgiara Neto, Unipessoal, Lda</w:t>
     </w:r>
   </w:p>
 </w:hdr>

--- a/juridico/app/Termos do Passageiro.docx
+++ b/juridico/app/Termos do Passageiro.docx
@@ -3499,7 +3499,7 @@
         <w:sz w:val="15"/>
         <w:szCs w:val="15"/>
       </w:rPr>
-      <w:t xml:space="preserve">HAKAT  ·  Timorgiara Neto, Unipessoal, Lda</w:t>
+      <w:t xml:space="preserve">HAKAT  ·  Timorgiara Neto, Unipessoal, Lda.</w:t>
     </w:r>
   </w:p>
 </w:hdr>

--- a/juridico/app/Termos do Passageiro.docx
+++ b/juridico/app/Termos do Passageiro.docx
@@ -34,7 +34,7 @@
           <w:sz w:val="17"/>
           <w:szCs w:val="17"/>
         </w:rPr>
-        <w:t xml:space="preserve">Texto em vigor na aplicação, versão 2026-09-14  ·  para revisão</w:t>
+        <w:t xml:space="preserve">Texto em vigor na aplicação, versão 2026-10-10  ·  para revisão</w:t>
       </w:r>
     </w:p>
     <w:p>
@@ -2526,7 +2526,7 @@
                 <w:sz w:val="19"/>
                 <w:szCs w:val="19"/>
               </w:rPr>
-              <w:t xml:space="preserve">Cancelamentos pontuais são compreensíveis. No entanto, o cancelamento reiterado após a aceitação da viagem pelo motorista gera custos indevidos de combustível e tempo, podendo resultar na suspensão temporária ou definitiva da conta.</w:t>
+              <w:t xml:space="preserve">Cancelamentos. Pode cancelar sem qualquer consequência antes de haver motorista e até 2 minutos depois de o motorista aceitar a viagem. O cancelamento feito depois disso é um cancelamento tardio: o motorista já vem a caminho e perde tempo e combustível. Ao 3.º cancelamento tardio em 7 dias, a aplicação avisa-o; ao 5.º, os seus pedidos ficam suspensos durante 24 horas, mantendo-se a conta, o histórico e o botão de socorro. Como o pagamento é em dinheiro, não há multas. O cancelamento reiterado para além disto pode resultar na suspensão temporária ou definitiva da conta.</w:t>
             </w:r>
           </w:p>
           <w:p>
@@ -2606,7 +2606,7 @@
                 <w:sz w:val="19"/>
                 <w:szCs w:val="19"/>
               </w:rPr>
-              <w:t xml:space="preserve">Kanselamentu pontuál sira ne’e konpreensível. Maibé, kansela beibeik bainhira motorista simu tiha ona viajen sei soe leet de’it kustu kombustível notempu, no bele hakat ba suspensaun temporária ka definitiva ba konta.</w:t>
+              <w:t xml:space="preserve">Kanselamentu. Ita bele kansela la ho konsekuénsia ida antes iha motorista no to’o minutu 2 depois motorista simu viajen. Kansela depois ne’e mak kanselamentu tarde: motorista dalan mai ona no lakon tempu no kombustível. Iha kanselamentu tarde da-3 iha loron 7 nia laran, aplikasaun sei fó avizu; iha da-5, ita-nia pedidu sira suspensu durante oras 24, maibé konta, istóriku no butaun ajuda kontinua. Tanba selu ho osan, la iha multa. Kansela beibeik liu ida-ne’e bele hakat ba suspensaun temporária ka definitiva ba konta.</w:t>
             </w:r>
           </w:p>
           <w:p>
@@ -2686,7 +2686,7 @@
                 <w:sz w:val="19"/>
                 <w:szCs w:val="19"/>
               </w:rPr>
-              <w:t xml:space="preserve">Occasional cancellations are understandable. However, repeated cancellation after the driver has accepted the ride creates undue fuel and time costs, and may result in the temporary or permanent suspension of the account.</w:t>
+              <w:t xml:space="preserve">Cancellations. You may cancel without any consequence before a driver is assigned and up to 2 minutes after the driver accepts the ride. A cancellation after that is a late cancellation: the driver is already on the way and loses time and fuel. At the 3rd late cancellation within 7 days, the application warns you; at the 5th, your requests are suspended for 24 hours, while your account, history and SOS button remain available. As payment is in cash, there are no fines. Repeated cancellation beyond this may result in the temporary or permanent suspension of the account.</w:t>
             </w:r>
           </w:p>
           <w:p>
@@ -3406,7 +3406,7 @@
         <w:sz w:val="15"/>
         <w:szCs w:val="15"/>
       </w:rPr>
-      <w:t xml:space="preserve">Termos do Passageiro  ·  versão na app 2026-09-14  ·  página </w:t>
+      <w:t xml:space="preserve">Termos do Passageiro  ·  versão na app 2026-10-10  ·  página </w:t>
     </w:r>
     <w:r>
       <w:rPr>

--- a/juridico/app/Termos do Passageiro.docx
+++ b/juridico/app/Termos do Passageiro.docx
@@ -2606,7 +2606,7 @@
                 <w:sz w:val="19"/>
                 <w:szCs w:val="19"/>
               </w:rPr>
-              <w:t xml:space="preserve">Kanselamentu. Ita bele kansela la ho konsekuénsia ida antes iha motorista no to’o minutu 2 depois motorista simu viajen. Kansela depois ne’e mak kanselamentu tarde: motorista dalan mai ona no lakon tempu no kombustível. Iha kanselamentu tarde da-3 iha loron 7 nia laran, aplikasaun sei fó avizu; iha da-5, ita-nia pedidu sira suspensu durante oras 24, maibé konta, istóriku no butaun ajuda kontinua. Tanba selu ho osan, la iha multa. Kansela beibeik liu ida-ne’e bele hakat ba suspensaun temporária ka definitiva ba konta.</w:t>
+              <w:t xml:space="preserve">Kanselamentu sira. Ita bele kansela la ho konsekuénsia ida antes iha motorista no to’o minutu 2 depois motorista simu viajen. Halo kanselamentu depoizde ida-ne’e mak kanselamentu tarde: motorista iha dalan mai ona no lakon nia tempu no kombustível. Iha kanselamentu tarde da-3 iha loron 7 nia laran, aplikasaun sei fó avizu; iha da-5, ita-nia pedidu sira suspensu durante oras 24, maibé konta, istóriku no butaun ajuda kontinua. Tanba selu ho osan, la iha multa. Kansela beibeik liu ida-ne’e bele hakat ba suspensaun temporária ka definitiva ba konta.</w:t>
             </w:r>
           </w:p>
           <w:p>
